--- a/doc_backup/inbox/phased/LayerZero/04-technology.docx
+++ b/doc_backup/inbox/phased/LayerZero/04-technology.docx
@@ -1336,10 +1336,7 @@
         <w:ind w:left="600" w:hanging="360"/>
       </w:pPr>
       <w:r>
-        <w:rPr>
-          <w:rtl w:val="0"/>
-        </w:rPr>
-        <w:t xml:space="preserve">Security Model: Inilah akar penyebab insiden manipulasi yang menimpa Kelp DAO pada April 2024, di mana peretas tidak berhasil menemukan cacat pada kode smart contract Solidity LayerZero yang sudah diaudit, melainkan mengeksploitasi lapisan jaringan off-chain. (HIGH) [sumber 15, chaincatcher.com]</w:t>
+        <w:t>Security Model: [KOREKSI 2026-07-25: tanggal insiden dikonfirmasi 18 April 2026, bukan April 2024 — lihat Phase 3 Historical Intelligence untuk verifikasi silang CoinDesk/Chainalysis/QuillAudits] Inilah akar penyebab insiden manipulasi yang menimpa Kelp DAO pada April 2026, di mana peretas tidak berhasil menemukan cacat pada kode smart contract Solidity LayerZero yang sudah diaudit, melainkan mengeksploitasi lapisan jaringan off-chain. (HIGH) [sumber 15, chaincatcher.com]</w:t>
       </w:r>
     </w:p>
     <w:p>
@@ -1563,10 +1560,7 @@
         <w:ind w:left="600" w:hanging="360"/>
       </w:pPr>
       <w:r>
-        <w:rPr>
-          <w:rtl w:val="0"/>
-        </w:rPr>
-        <w:t xml:space="preserve">Hacken — April 2024 hingga 2026 — Bertindak lebih jauh dalam kapasitas analisis forensik insiden (post-mortem intelligence); firma ini ditugaskan untuk meneliti titik invasi off-chain dari vektor peretasan node RPC terkait insiden Kelp DAO, memvalidasi bahwa titik serangan bukan berada di sisi kontrak on-chain melainkan di manipulasi aliran data telemetri. (HIGH) [sumber 15, chaincatcher.com]</w:t>
+        <w:t>Hacken — April 2026 [KOREKSI: bukan April 2024] hingga 2026 — Bertindak lebih jauh dalam kapasitas analisis forensik insiden (post-mortem intelligence); firma ini ditugaskan untuk meneliti titik invasi off-chain dari vektor peretasan node RPC terkait insiden Kelp DAO, memvalidasi bahwa titik serangan bukan berada di sisi kontrak on-chain melainkan di manipulasi aliran data telemetri. (HIGH) [sumber 15, chaincatcher.com]</w:t>
       </w:r>
     </w:p>
     <w:p>
@@ -2498,6 +2492,12 @@
       <w:pPr/>
       <w:r>
         <w:t>Kapabilitas sinkronisasi latensi lintas-arsitektur (inter-VM alignment) antara blockchain murni "Zero" (yang digerakkan oleh Pure Delegated Proof of Stake) dengan perpustakaan Endpoint lama di arsitektur non-EVM asimetris seperti Aptos (MoveVM) masih belum teruji secara definitif, menimbulkan hipotesis apakah peran "System Zone" dapat benar-benar menggantikan logika orkestrasi perbendaharaan independen tanpa memicu friksi kemacetan pada mesin Executor eksternal.</w:t>
+      </w:r>
+    </w:p>
+    <w:p>
+      <w:pPr/>
+      <w:r>
+        <w:t>[TEMUAN 2026-07-25, dari Phase 3 citation-mapping research]: Daftar auditor di atas (Trail of Bits, Zellic, Zokyo, Peckshield, Hacken, ClawSecure) TIDAK berhasil diverifikasi secara independen pada riset citation-mapping Phase 3 — Zokyo khususnya hanya ditemukan sebagai investor Series A Extension di satu sumber (Bitcoinist), bukan sebagai auditor. Perlakukan roster audit ini sebagai belum terverifikasi sampai dicek langsung dari halaman audit resmi LayerZero.</w:t>
       </w:r>
     </w:p>
     <w:p>

--- a/doc_backup/inbox/phased/LayerZero/04-technology.docx
+++ b/doc_backup/inbox/phased/LayerZero/04-technology.docx
@@ -2,6 +2,14 @@
 <file path=word/document.xml><?xml version="1.0" encoding="utf-8"?>
 <w:document xmlns:mc="http://schemas.openxmlformats.org/markup-compatibility/2006" xmlns:o="urn:schemas-microsoft-com:office:office" xmlns:r="http://schemas.openxmlformats.org/officeDocument/2006/relationships" xmlns:m="http://schemas.openxmlformats.org/officeDocument/2006/math" xmlns:v="urn:schemas-microsoft-com:vml" xmlns:wp="http://schemas.openxmlformats.org/drawingml/2006/wordprocessingDrawing" xmlns:w10="urn:schemas-microsoft-com:office:word" xmlns:w="http://schemas.openxmlformats.org/wordprocessingml/2006/main" xmlns:wne="http://schemas.microsoft.com/office/word/2006/wordml" xmlns:sl="http://schemas.openxmlformats.org/schemaLibrary/2006/main" xmlns:a="http://schemas.openxmlformats.org/drawingml/2006/main" xmlns:pic="http://schemas.openxmlformats.org/drawingml/2006/picture" xmlns:c="http://schemas.openxmlformats.org/drawingml/2006/chart" xmlns:lc="http://schemas.openxmlformats.org/drawingml/2006/lockedCanvas" xmlns:dgm="http://schemas.openxmlformats.org/drawingml/2006/diagram" xmlns:wps="http://schemas.microsoft.com/office/word/2010/wordprocessingShape" xmlns:wpg="http://schemas.microsoft.com/office/word/2010/wordprocessingGroup" xmlns:w14="http://schemas.microsoft.com/office/word/2010/wordml" xmlns:w15="http://schemas.microsoft.com/office/word/2012/wordml" xmlns:w16="http://schemas.microsoft.com/office/word/2018/wordml" xmlns:w16cex="http://schemas.microsoft.com/office/word/2018/wordml/cex" xmlns:w16cid="http://schemas.microsoft.com/office/word/2016/wordml/cid" xmlns="http://schemas.microsoft.com/office/tasks/2019/documenttasks" xmlns:cr="http://schemas.microsoft.com/office/comments/2020/reactions">
   <w:body>
+    <w:p>
+      <w:r>
+        <w:t>PROJECT: LayerZero</w:t>
+      </w:r>
+    </w:p>
+    <w:p>
+      <w:r/>
+    </w:p>
     <w:p>
       <w:pPr>
         <w:pStyle w:val="Heading1"/>
